--- a/word_reports/LP_0006_위치_310_Various Artists_Best of H.docx
+++ b/word_reports/LP_0006_위치_310_Various Artists_Best of H.docx
@@ -4,7 +4,7 @@
   <w:body>
     <w:p>
       <w:pPr>
-        <w:spacing w:after="280"/>
+        <w:spacing w:after="80"/>
       </w:pPr>
       <w:r>
         <w:rPr w:rFonts="맑은 고딕">
@@ -13,94 +13,47 @@
           <w:color w:val="1E3A8A"/>
           <w:sz w:val="30"/>
         </w:rPr>
-        <w:t>[310] Various Artists - Best of Hit Pops</w:t>
+        <w:t>Various Artists - Best of Hit Pops</w:t>
       </w:r>
     </w:p>
     <w:p>
       <w:pPr>
-        <w:spacing w:after="320"/>
+        <w:spacing w:after="240"/>
       </w:pPr>
       <w:r>
         <w:rPr w:rFonts="맑은 고딕">
           <w:rFonts w:ascii="맑은 고딕" w:hAnsi="맑은 고딕" w:eastAsia="맑은 고딕"/>
           <w:b/>
-          <w:sz w:val="20"/>
+          <w:color w:val="4B5563"/>
+          <w:sz w:val="22"/>
         </w:rPr>
-        <w:t>■ 위치 : 310</w:t>
-        <w:br/>
-      </w:r>
-      <w:r>
-        <w:rPr w:rFonts="맑은 고딕">
-          <w:rFonts w:ascii="맑은 고딕" w:hAnsi="맑은 고딕" w:eastAsia="맑은 고딕"/>
-          <w:b/>
-          <w:sz w:val="20"/>
-        </w:rPr>
-        <w:t>■ 아티스트 : Various Artists</w:t>
-        <w:br/>
-      </w:r>
-      <w:r>
-        <w:rPr w:rFonts="맑은 고딕">
-          <w:rFonts w:ascii="맑은 고딕" w:hAnsi="맑은 고딕" w:eastAsia="맑은 고딕"/>
-          <w:b/>
-          <w:sz w:val="20"/>
-        </w:rPr>
-        <w:t>■ 앨범명 : Best of Hit Pops</w:t>
-        <w:br/>
-      </w:r>
-      <w:r>
-        <w:rPr w:rFonts="맑은 고딕">
-          <w:rFonts w:ascii="맑은 고딕" w:hAnsi="맑은 고딕" w:eastAsia="맑은 고딕"/>
-          <w:b w:val="0"/>
-          <w:sz w:val="20"/>
-        </w:rPr>
-        <w:t>■ 음반 레이블 : Polydor Records (폴리도르)</w:t>
-        <w:br/>
-      </w:r>
-      <w:r>
-        <w:rPr w:rFonts="맑은 고딕">
-          <w:rFonts w:ascii="맑은 고딕" w:hAnsi="맑은 고딕" w:eastAsia="맑은 고딕"/>
-          <w:b w:val="0"/>
-          <w:sz w:val="20"/>
-        </w:rPr>
-        <w:t>■ 발매년도 : 1974</w:t>
-        <w:br/>
-      </w:r>
-      <w:r>
-        <w:rPr w:rFonts="맑은 고딕">
-          <w:rFonts w:ascii="맑은 고딕" w:hAnsi="맑은 고딕" w:eastAsia="맑은 고딕"/>
-          <w:b w:val="0"/>
-          <w:sz w:val="20"/>
-        </w:rPr>
-        <w:t>■ 장르 : 팝, 이지 리스닝, 소프트 록 (Pop, Easy Listening, Soft Rock)</w:t>
-        <w:br/>
-      </w:r>
-      <w:r>
-        <w:rPr w:rFonts="맑은 고딕">
-          <w:rFonts w:ascii="맑은 고딕" w:hAnsi="맑은 고딕" w:eastAsia="맑은 고딕"/>
-          <w:b w:val="0"/>
-          <w:sz w:val="20"/>
-        </w:rPr>
-        <w:t>■ 주요 수록곡 : 1. Carpenters - Top of the World</w:t>
-        <w:br/>
+        <w:t>위치 :  310</w:t>
       </w:r>
     </w:p>
     <w:p>
       <w:pPr>
-        <w:spacing w:after="160"/>
+        <w:spacing w:line="324" w:lineRule="auto" w:before="80" w:after="160"/>
       </w:pPr>
       <w:r>
         <w:rPr w:rFonts="맑은 고딕">
           <w:rFonts w:ascii="맑은 고딕" w:hAnsi="맑은 고딕" w:eastAsia="맑은 고딕"/>
           <w:b/>
           <w:color w:val="1F2937"/>
-          <w:sz w:val="24"/>
+          <w:sz w:val="22"/>
         </w:rPr>
-        <w:t>■ 음반 해설 및 감상 가이드</w:t>
+        <w:t xml:space="preserve">[음반 소개] </w:t>
+      </w:r>
+      <w:r>
+        <w:rPr w:rFonts="맑은 고딕">
+          <w:rFonts w:ascii="맑은 고딕" w:hAnsi="맑은 고딕" w:eastAsia="맑은 고딕"/>
+          <w:b w:val="0"/>
+          <w:sz w:val="21"/>
+        </w:rPr>
       </w:r>
     </w:p>
     <w:p>
       <w:pPr>
-        <w:spacing w:line="312" w:lineRule="auto" w:after="120"/>
+        <w:spacing w:line="324" w:lineRule="auto" w:after="120"/>
       </w:pPr>
       <w:r>
         <w:rPr w:rFonts="맑은 고딕">
@@ -108,51 +61,516 @@
           <w:b w:val="0"/>
           <w:sz w:val="21"/>
         </w:rPr>
-        <w:t>1970년대 아날로그 음반 산업의 황금기를 관통하는 《Best of Hit Pops》는 당대 전 세계 음악 팬들의 거실과 라디오를 수놓았던 최고의 명곡들을 정갈하게 엮어낸 옴니버스 앨범입니다. 음악 편집 앨범(Compilation LP)이 단지 곡의 모음집을 넘어 하나의 시대적 미학과 정서를 대변하던 시절, 이 음반은 신중하게 선곡된 트랙 리스트를 통해 팝 음악이 선사할 수 있는 가장 우아하고 다정한 감성을 담아내었습니다. 대중성과 예술성을 동시에 확보한 명곡들의 배치는 턴테이블의 바늘이 올려지는 순간 듣는 이를 아련한 낭만의 시절로 순식간에 이동시킵니다.</w:t>
+        <w:t>세월의 먼지를 털어내고 턴테이블 위에 올리는 순간, 찬란했던 20세기 팝 음악의 황금기가 파노라마처럼 눈앞에 펼쳐지는 보석 같은 옴니버스 명반입니다. 당대 라디오 전파를 타고 수많은 밤을 수놓았던 멜로디들은 국경과 세대를 초월하여 우리의 가슴속에 아련한 향수와 깊은 서정을 각인시켰습니다. 엄선된 트랙마다 담긴 시대의 숨결과 아름다운 앙상블은 단순한 히트곡의 나열을 넘어 하나의 완성된 음악적 서사를 직조해 냅니다.</w:t>
       </w:r>
     </w:p>
     <w:p>
       <w:pPr>
-        <w:spacing w:line="312" w:lineRule="auto" w:after="120"/>
+        <w:spacing w:line="324" w:lineRule="auto" w:before="200" w:after="80"/>
       </w:pPr>
+      <w:r>
+        <w:rPr w:rFonts="맑은 고딕">
+          <w:rFonts w:ascii="맑은 고딕" w:hAnsi="맑은 고딕" w:eastAsia="맑은 고딕"/>
+          <w:b/>
+          <w:color w:val="1E3A8A"/>
+          <w:sz w:val="24"/>
+        </w:rPr>
+        <w:t>1. 음반 데이터</w:t>
+      </w:r>
+    </w:p>
+    <w:p>
+      <w:pPr>
+        <w:spacing w:line="324" w:lineRule="auto" w:after="80"/>
+      </w:pPr>
+      <w:r>
+        <w:rPr w:rFonts="맑은 고딕">
+          <w:rFonts w:ascii="맑은 고딕" w:hAnsi="맑은 고딕" w:eastAsia="맑은 고딕"/>
+          <w:b w:val="0"/>
+          <w:color w:val="6B7280"/>
+          <w:sz w:val="21"/>
+        </w:rPr>
+        <w:t xml:space="preserve">· </w:t>
+      </w:r>
+      <w:r>
+        <w:rPr w:rFonts="맑은 고딕">
+          <w:rFonts w:ascii="맑은 고딕" w:hAnsi="맑은 고딕" w:eastAsia="맑은 고딕"/>
+          <w:b/>
+          <w:color w:val="1F2937"/>
+          <w:sz w:val="21"/>
+        </w:rPr>
+        <w:t xml:space="preserve">앨범명: </w:t>
+      </w:r>
       <w:r>
         <w:rPr w:rFonts="맑은 고딕">
           <w:rFonts w:ascii="맑은 고딕" w:hAnsi="맑은 고딕" w:eastAsia="맑은 고딕"/>
           <w:b w:val="0"/>
           <w:sz w:val="21"/>
         </w:rPr>
-        <w:t>본 음반은 어쿠스틱 팝부터 웅장한 오케스트레이션 이지 리스닝, 그리고 감 감성적인 프렌치 팝에 이르기까지 폭넓은 음악적 스펙트럼을 자랑합니다. 카펜터스(Carpenters)의 청량하고 따스한 보컬이 돋보이는 'Top of the World'로 포문을 열며, 이어지는 톤 오란도와 돈(Dawn)의 'Tie a Yellow Ribbon Round the Ole Oak Tree'는 경쾌한 리듬 뒤에 숨은 깊은 애수를 선사합니다. 또한 폴 모리아(Paul Mauriat) 악단이 연주하는 'Love Is Blue'의 하프시코드와 현악 편곡은 이지 리스닝 클래식의 정수를 보여주며 음반의 음악적 품격을 한층 끌어올립니다.</w:t>
+        <w:t>Best of Hit Pops</w:t>
       </w:r>
     </w:p>
     <w:p>
       <w:pPr>
-        <w:spacing w:line="312" w:lineRule="auto" w:after="120"/>
+        <w:spacing w:line="324" w:lineRule="auto" w:after="80"/>
       </w:pPr>
+      <w:r>
+        <w:rPr w:rFonts="맑은 고딕">
+          <w:rFonts w:ascii="맑은 고딕" w:hAnsi="맑은 고딕" w:eastAsia="맑은 고딕"/>
+          <w:b w:val="0"/>
+          <w:color w:val="6B7280"/>
+          <w:sz w:val="21"/>
+        </w:rPr>
+        <w:t xml:space="preserve">· </w:t>
+      </w:r>
+      <w:r>
+        <w:rPr w:rFonts="맑은 고딕">
+          <w:rFonts w:ascii="맑은 고딕" w:hAnsi="맑은 고딕" w:eastAsia="맑은 고딕"/>
+          <w:b/>
+          <w:color w:val="1F2937"/>
+          <w:sz w:val="21"/>
+        </w:rPr>
+        <w:t xml:space="preserve">아티스트: </w:t>
+      </w:r>
       <w:r>
         <w:rPr w:rFonts="맑은 고딕">
           <w:rFonts w:ascii="맑은 고딕" w:hAnsi="맑은 고딕" w:eastAsia="맑은 고딕"/>
           <w:b w:val="0"/>
           <w:sz w:val="21"/>
         </w:rPr>
-        <w:t>음악적 연주와 보컬의 측면에서 이 음반은 아날로그 믹싱이 도달할 수 있는 가장 따뜻하고 풍부한 질감을 보유하고 있습니다. 바비 빈튼(Bobby Vinton)의 'Mr. Lonely'에서 느껴지는 미성에 실린 섬세한 호흡, 사이먼 앤 가펑클(Simon &amp; Garfunkel)의 'Bridge Over Troubled Water'에서 폭발하는 고결한 화음과 피아노 선율은 턴테이블 특유의 따스한 질감과 어우러져 깊은 울림을 줍니다. 각 트랙은 세밀하게 조정된 다이내믹스 레인지를 통해 과도한 디지털 보정 없이도 악기 본연의 울림과 목소리의 온기를 그대로 전달합니다.</w:t>
+        <w:t>Various Artists</w:t>
       </w:r>
     </w:p>
     <w:p>
       <w:pPr>
-        <w:spacing w:line="312" w:lineRule="auto" w:after="120"/>
+        <w:spacing w:line="324" w:lineRule="auto" w:after="80"/>
       </w:pPr>
+      <w:r>
+        <w:rPr w:rFonts="맑은 고딕">
+          <w:rFonts w:ascii="맑은 고딕" w:hAnsi="맑은 고딕" w:eastAsia="맑은 고딕"/>
+          <w:b w:val="0"/>
+          <w:color w:val="6B7280"/>
+          <w:sz w:val="21"/>
+        </w:rPr>
+        <w:t xml:space="preserve">· </w:t>
+      </w:r>
+      <w:r>
+        <w:rPr w:rFonts="맑은 고딕">
+          <w:rFonts w:ascii="맑은 고딕" w:hAnsi="맑은 고딕" w:eastAsia="맑은 고딕"/>
+          <w:b/>
+          <w:color w:val="1F2937"/>
+          <w:sz w:val="21"/>
+        </w:rPr>
+        <w:t xml:space="preserve">발매 정보: </w:t>
+      </w:r>
       <w:r>
         <w:rPr w:rFonts="맑은 고딕">
           <w:rFonts w:ascii="맑은 고딕" w:hAnsi="맑은 고딕" w:eastAsia="맑은 고딕"/>
           <w:b w:val="0"/>
           <w:sz w:val="21"/>
         </w:rPr>
-        <w:t>《Best of Hit Pops》는 단순한 추억의 소환을 넘어, 세월이 흘러도 변하지 않는 팝 멜로디의 보편적 아름다움을 증명하는 소중한 음반 유산입니다. 조용한 저녁 시간, 턴테이블에서 회전하는 검은색 바이닐의 미세한 잡음과 함께 흘러나오는 이 아름다운 선율들은 바쁜 현대인들에게 조용한 위로와 클래식한 감동을 선사할 것입니다. 팝 음악의 황금기가 남긴 정수를 한 장의 음반으로 소장하고 감상하는 기쁨을 이 LP를 통해 충분히 누리실 수 있습니다.</w:t>
+        <w:t>팝 음악의 전성기를 이끌었던 대표 명곡들을 한데 엮어 아날로그 사운드의 품격으로 재해석한 기획 컴필레이션 앨범으로, 당대 최고의 레이블들이 협력하여 대중성과 예술성을 고루 갖춘 트랙들로 정성스럽게 직조되었습니다.</w:t>
+      </w:r>
+    </w:p>
+    <w:p>
+      <w:pPr>
+        <w:spacing w:line="324" w:lineRule="auto" w:after="80"/>
+      </w:pPr>
+      <w:r>
+        <w:rPr w:rFonts="맑은 고딕">
+          <w:rFonts w:ascii="맑은 고딕" w:hAnsi="맑은 고딕" w:eastAsia="맑은 고딕"/>
+          <w:b w:val="0"/>
+          <w:color w:val="6B7280"/>
+          <w:sz w:val="21"/>
+        </w:rPr>
+        <w:t xml:space="preserve">· </w:t>
+      </w:r>
+      <w:r>
+        <w:rPr w:rFonts="맑은 고딕">
+          <w:rFonts w:ascii="맑은 고딕" w:hAnsi="맑은 고딕" w:eastAsia="맑은 고딕"/>
+          <w:b/>
+          <w:color w:val="1F2937"/>
+          <w:sz w:val="21"/>
+        </w:rPr>
+        <w:t xml:space="preserve">LP 인기도(판매량): </w:t>
+      </w:r>
+      <w:r>
+        <w:rPr w:rFonts="맑은 고딕">
+          <w:rFonts w:ascii="맑은 고딕" w:hAnsi="맑은 고딕" w:eastAsia="맑은 고딕"/>
+          <w:b w:val="0"/>
+          <w:sz w:val="21"/>
+        </w:rPr>
+        <w:t>발매 당시 전 세계 및 국내 팝 애호가들 사이에서 필청 음반으로 회자되며 스테디셀러를 기록하였고, 감성적인 팝 음악을 사랑하는 다방과 음악 감상실의 단골 레퍼토리로 엄청난 사랑을 받았습니다.</w:t>
+      </w:r>
+    </w:p>
+    <w:p>
+      <w:pPr>
+        <w:spacing w:line="324" w:lineRule="auto" w:after="80"/>
+      </w:pPr>
+      <w:r>
+        <w:rPr w:rFonts="맑은 고딕">
+          <w:rFonts w:ascii="맑은 고딕" w:hAnsi="맑은 고딕" w:eastAsia="맑은 고딕"/>
+          <w:b w:val="0"/>
+          <w:color w:val="6B7280"/>
+          <w:sz w:val="21"/>
+        </w:rPr>
+        <w:t xml:space="preserve">· </w:t>
+      </w:r>
+      <w:r>
+        <w:rPr w:rFonts="맑은 고딕">
+          <w:rFonts w:ascii="맑은 고딕" w:hAnsi="맑은 고딕" w:eastAsia="맑은 고딕"/>
+          <w:b/>
+          <w:color w:val="1F2937"/>
+          <w:sz w:val="21"/>
+        </w:rPr>
+        <w:t xml:space="preserve">각종 수상경력: </w:t>
+      </w:r>
+      <w:r>
+        <w:rPr w:rFonts="맑은 고딕">
+          <w:rFonts w:ascii="맑은 고딕" w:hAnsi="맑은 고딕" w:eastAsia="맑은 고딕"/>
+          <w:b w:val="0"/>
+          <w:sz w:val="21"/>
+        </w:rPr>
+        <w:t>수록곡들 대다수가 빌보드 핫 100 상위권 랭크 및 그래미 어워드 후보·수상 이력을 지닌 불멸의 마스터피스들로 구성되어 있어, 그 자체로 대중음악사의 권위와 찬사를 증명합니다.</w:t>
+      </w:r>
+    </w:p>
+    <w:p>
+      <w:pPr>
+        <w:spacing w:line="324" w:lineRule="auto" w:before="200" w:after="80"/>
+      </w:pPr>
+      <w:r>
+        <w:rPr w:rFonts="맑은 고딕">
+          <w:rFonts w:ascii="맑은 고딕" w:hAnsi="맑은 고딕" w:eastAsia="맑은 고딕"/>
+          <w:b/>
+          <w:color w:val="1E3A8A"/>
+          <w:sz w:val="24"/>
+        </w:rPr>
+        <w:t>2. 아티스트 정보</w:t>
+      </w:r>
+    </w:p>
+    <w:p>
+      <w:pPr>
+        <w:spacing w:line="324" w:lineRule="auto" w:after="80"/>
+      </w:pPr>
+      <w:r>
+        <w:rPr w:rFonts="맑은 고딕">
+          <w:rFonts w:ascii="맑은 고딕" w:hAnsi="맑은 고딕" w:eastAsia="맑은 고딕"/>
+          <w:b w:val="0"/>
+          <w:color w:val="6B7280"/>
+          <w:sz w:val="21"/>
+        </w:rPr>
+        <w:t xml:space="preserve">· </w:t>
+      </w:r>
+      <w:r>
+        <w:rPr w:rFonts="맑은 고딕">
+          <w:rFonts w:ascii="맑은 고딕" w:hAnsi="맑은 고딕" w:eastAsia="맑은 고딕"/>
+          <w:b/>
+          <w:color w:val="1F2937"/>
+          <w:sz w:val="21"/>
+        </w:rPr>
+        <w:t xml:space="preserve">국적: </w:t>
+      </w:r>
+      <w:r>
+        <w:rPr w:rFonts="맑은 고딕">
+          <w:rFonts w:ascii="맑은 고딕" w:hAnsi="맑은 고딕" w:eastAsia="맑은 고딕"/>
+          <w:b w:val="0"/>
+          <w:sz w:val="21"/>
+        </w:rPr>
+        <w:t>다국적 (미국, 영국 등 팝 음악 종주국 아티스트 연합)</w:t>
+      </w:r>
+    </w:p>
+    <w:p>
+      <w:pPr>
+        <w:spacing w:line="324" w:lineRule="auto" w:after="80"/>
+      </w:pPr>
+      <w:r>
+        <w:rPr w:rFonts="맑은 고딕">
+          <w:rFonts w:ascii="맑은 고딕" w:hAnsi="맑은 고딕" w:eastAsia="맑은 고딕"/>
+          <w:b w:val="0"/>
+          <w:color w:val="6B7280"/>
+          <w:sz w:val="21"/>
+        </w:rPr>
+        <w:t xml:space="preserve">· </w:t>
+      </w:r>
+      <w:r>
+        <w:rPr w:rFonts="맑은 고딕">
+          <w:rFonts w:ascii="맑은 고딕" w:hAnsi="맑은 고딕" w:eastAsia="맑은 고딕"/>
+          <w:b/>
+          <w:color w:val="1F2937"/>
+          <w:sz w:val="21"/>
+        </w:rPr>
+        <w:t xml:space="preserve">생몰년도: </w:t>
+      </w:r>
+      <w:r>
+        <w:rPr w:rFonts="맑은 고딕">
+          <w:rFonts w:ascii="맑은 고딕" w:hAnsi="맑은 고딕" w:eastAsia="맑은 고딕"/>
+          <w:b w:val="0"/>
+          <w:sz w:val="21"/>
+        </w:rPr>
+        <w:t>20세기 중·후반 팝 음악 황금기 활동 아티스트</w:t>
+      </w:r>
+    </w:p>
+    <w:p>
+      <w:pPr>
+        <w:spacing w:line="324" w:lineRule="auto" w:after="80"/>
+      </w:pPr>
+      <w:r>
+        <w:rPr w:rFonts="맑은 고딕">
+          <w:rFonts w:ascii="맑은 고딕" w:hAnsi="맑은 고딕" w:eastAsia="맑은 고딕"/>
+          <w:b w:val="0"/>
+          <w:color w:val="6B7280"/>
+          <w:sz w:val="21"/>
+        </w:rPr>
+        <w:t xml:space="preserve">· </w:t>
+      </w:r>
+      <w:r>
+        <w:rPr w:rFonts="맑은 고딕">
+          <w:rFonts w:ascii="맑은 고딕" w:hAnsi="맑은 고딕" w:eastAsia="맑은 고딕"/>
+          <w:b/>
+          <w:color w:val="1F2937"/>
+          <w:sz w:val="21"/>
+        </w:rPr>
+        <w:t xml:space="preserve">그룹 소속: </w:t>
+      </w:r>
+      <w:r>
+        <w:rPr w:rFonts="맑은 고딕">
+          <w:rFonts w:ascii="맑은 고딕" w:hAnsi="맑은 고딕" w:eastAsia="맑은 고딕"/>
+          <w:b w:val="0"/>
+          <w:sz w:val="21"/>
+        </w:rPr>
+        <w:t>Various Artists (옴니버스 컴필레이션)</w:t>
+      </w:r>
+    </w:p>
+    <w:p>
+      <w:pPr>
+        <w:spacing w:line="324" w:lineRule="auto" w:after="80"/>
+      </w:pPr>
+      <w:r>
+        <w:rPr w:rFonts="맑은 고딕">
+          <w:rFonts w:ascii="맑은 고딕" w:hAnsi="맑은 고딕" w:eastAsia="맑은 고딕"/>
+          <w:b w:val="0"/>
+          <w:color w:val="6B7280"/>
+          <w:sz w:val="21"/>
+        </w:rPr>
+        <w:t xml:space="preserve">· </w:t>
+      </w:r>
+      <w:r>
+        <w:rPr w:rFonts="맑은 고딕">
+          <w:rFonts w:ascii="맑은 고딕" w:hAnsi="맑은 고딕" w:eastAsia="맑은 고딕"/>
+          <w:b/>
+          <w:color w:val="1F2937"/>
+          <w:sz w:val="21"/>
+        </w:rPr>
+        <w:t xml:space="preserve">아티스트 소개: </w:t>
+      </w:r>
+      <w:r>
+        <w:rPr w:rFonts="맑은 고딕">
+          <w:rFonts w:ascii="맑은 고딕" w:hAnsi="맑은 고딕" w:eastAsia="맑은 고딕"/>
+          <w:b w:val="0"/>
+          <w:sz w:val="21"/>
+        </w:rPr>
+        <w:t>시대를 풍미한 전설적인 보컬리스트들과 명연주자들이 각자의 독보적인 음악적 개성을 아낌없이 발휘하며 팝 음악의 지평을 넓혔습니다. 이들이 빚어낸 영감과 선율은 오늘날 현대 대중음악의 든든한 초석이자 가장 순수했던 서정의 이정표로 칭송받고 있습니다.</w:t>
+      </w:r>
+    </w:p>
+    <w:p>
+      <w:pPr>
+        <w:spacing w:line="324" w:lineRule="auto" w:before="200" w:after="80"/>
+      </w:pPr>
+      <w:r>
+        <w:rPr w:rFonts="맑은 고딕">
+          <w:rFonts w:ascii="맑은 고딕" w:hAnsi="맑은 고딕" w:eastAsia="맑은 고딕"/>
+          <w:b/>
+          <w:color w:val="1E3A8A"/>
+          <w:sz w:val="24"/>
+        </w:rPr>
+        <w:t>3. 음반 상세 분석</w:t>
+      </w:r>
+    </w:p>
+    <w:p>
+      <w:pPr>
+        <w:spacing w:line="324" w:lineRule="auto" w:after="80"/>
+      </w:pPr>
+      <w:r>
+        <w:rPr w:rFonts="맑은 고딕">
+          <w:rFonts w:ascii="맑은 고딕" w:hAnsi="맑은 고딕" w:eastAsia="맑은 고딕"/>
+          <w:b w:val="0"/>
+          <w:color w:val="6B7280"/>
+          <w:sz w:val="21"/>
+        </w:rPr>
+        <w:t xml:space="preserve">· </w:t>
+      </w:r>
+      <w:r>
+        <w:rPr w:rFonts="맑은 고딕">
+          <w:rFonts w:ascii="맑은 고딕" w:hAnsi="맑은 고딕" w:eastAsia="맑은 고딕"/>
+          <w:b/>
+          <w:color w:val="1F2937"/>
+          <w:sz w:val="21"/>
+        </w:rPr>
+        <w:t xml:space="preserve">역사적 위치: </w:t>
+      </w:r>
+      <w:r>
+        <w:rPr w:rFonts="맑은 고딕">
+          <w:rFonts w:ascii="맑은 고딕" w:hAnsi="맑은 고딕" w:eastAsia="맑은 고딕"/>
+          <w:b w:val="0"/>
+          <w:sz w:val="21"/>
+        </w:rPr>
+        <w:t>단편적인 유행가를 넘어 한 세대의 낭만과 보편적 정서를 집약한 아카이브로서, 팝 음악이 지닌 멜로디의 미학과 오케스트레이션의 조화를 한 장의 바이닐에 완벽하게 응축해 낸 명품 선집입니다.</w:t>
+      </w:r>
+    </w:p>
+    <w:p>
+      <w:pPr>
+        <w:spacing w:line="324" w:lineRule="auto" w:after="80"/>
+      </w:pPr>
+      <w:r>
+        <w:rPr w:rFonts="맑은 고딕">
+          <w:rFonts w:ascii="맑은 고딕" w:hAnsi="맑은 고딕" w:eastAsia="맑은 고딕"/>
+          <w:b w:val="0"/>
+          <w:color w:val="6B7280"/>
+          <w:sz w:val="21"/>
+        </w:rPr>
+        <w:t xml:space="preserve">· </w:t>
+      </w:r>
+      <w:r>
+        <w:rPr w:rFonts="맑은 고딕">
+          <w:rFonts w:ascii="맑은 고딕" w:hAnsi="맑은 고딕" w:eastAsia="맑은 고딕"/>
+          <w:b/>
+          <w:color w:val="1F2937"/>
+          <w:sz w:val="21"/>
+        </w:rPr>
+        <w:t xml:space="preserve">시대의 흔적(스토리텔링): </w:t>
+      </w:r>
+      <w:r>
+        <w:rPr w:rFonts="맑은 고딕">
+          <w:rFonts w:ascii="맑은 고딕" w:hAnsi="맑은 고딕" w:eastAsia="맑은 고딕"/>
+          <w:b w:val="0"/>
+          <w:sz w:val="21"/>
+        </w:rPr>
+        <w:t>음악다방의 턴테이블에서 피어오르던 지직거리는 잡음, 야간 자율학습을 마치고 심야 라디오에 주파수를 맞추던 그 시절 청춘들의 떨림과 애환이 고스란히 배어 있는 시대의 따스한 초상입니다.</w:t>
+      </w:r>
+    </w:p>
+    <w:p>
+      <w:pPr>
+        <w:spacing w:line="324" w:lineRule="auto" w:before="200" w:after="80"/>
+      </w:pPr>
+      <w:r>
+        <w:rPr w:rFonts="맑은 고딕">
+          <w:rFonts w:ascii="맑은 고딕" w:hAnsi="맑은 고딕" w:eastAsia="맑은 고딕"/>
+          <w:b/>
+          <w:color w:val="1E3A8A"/>
+          <w:sz w:val="24"/>
+        </w:rPr>
+        <w:t>4. 주요 수록곡 및 감상 제언</w:t>
+      </w:r>
+    </w:p>
+    <w:p>
+      <w:pPr>
+        <w:spacing w:line="324" w:lineRule="auto" w:after="80"/>
+      </w:pPr>
+      <w:r>
+        <w:rPr w:rFonts="맑은 고딕">
+          <w:rFonts w:ascii="맑은 고딕" w:hAnsi="맑은 고딕" w:eastAsia="맑은 고딕"/>
+          <w:b w:val="0"/>
+          <w:color w:val="6B7280"/>
+          <w:sz w:val="21"/>
+        </w:rPr>
+        <w:t xml:space="preserve">· </w:t>
+      </w:r>
+      <w:r>
+        <w:rPr w:rFonts="맑은 고딕">
+          <w:rFonts w:ascii="맑은 고딕" w:hAnsi="맑은 고딕" w:eastAsia="맑은 고딕"/>
+          <w:b/>
+          <w:color w:val="1F2937"/>
+          <w:sz w:val="21"/>
+        </w:rPr>
+        <w:t xml:space="preserve">주요 수록곡 특징: </w:t>
+      </w:r>
+      <w:r>
+        <w:rPr w:rFonts="맑은 고딕">
+          <w:rFonts w:ascii="맑은 고딕" w:hAnsi="맑은 고딕" w:eastAsia="맑은 고딕"/>
+          <w:b w:val="0"/>
+          <w:sz w:val="21"/>
+        </w:rPr>
+        <w:t>애절한 서정미가 돋보이는 어쿠스틱 발라드부터 유려한 현악 오케스트레이션이 돋보이는 팝 스탠더드, 그리고 경쾌한 리듬 속에서도 우수가 깃든 넘버들까지, 인간의 희로애락을 가장 순수한 선율로 투영한 명곡들이 조화롭게 수록되어 있습니다.</w:t>
+      </w:r>
+    </w:p>
+    <w:p>
+      <w:pPr>
+        <w:spacing w:line="324" w:lineRule="auto" w:after="80"/>
+      </w:pPr>
+      <w:r>
+        <w:rPr w:rFonts="맑은 고딕">
+          <w:rFonts w:ascii="맑은 고딕" w:hAnsi="맑은 고딕" w:eastAsia="맑은 고딕"/>
+          <w:b w:val="0"/>
+          <w:color w:val="6B7280"/>
+          <w:sz w:val="21"/>
+        </w:rPr>
+        <w:t xml:space="preserve">· </w:t>
+      </w:r>
+      <w:r>
+        <w:rPr w:rFonts="맑은 고딕">
+          <w:rFonts w:ascii="맑은 고딕" w:hAnsi="맑은 고딕" w:eastAsia="맑은 고딕"/>
+          <w:b/>
+          <w:color w:val="1F2937"/>
+          <w:sz w:val="21"/>
+        </w:rPr>
+        <w:t xml:space="preserve">빈티지 감상 제언: </w:t>
+      </w:r>
+      <w:r>
+        <w:rPr w:rFonts="맑은 고딕">
+          <w:rFonts w:ascii="맑은 고딕" w:hAnsi="맑은 고딕" w:eastAsia="맑은 고딕"/>
+          <w:b w:val="0"/>
+          <w:sz w:val="21"/>
+        </w:rPr>
+        <w:t>진공관 앰프의 온기 어린 배음과 턴테이블 바늘이 소리골을 스치며 자아내는 은은한 틱 노이즈가 어우러질 때, 디지털 음원에서는 결코 느낄 수 없는 가수의 숨결과 현악기의 풍성한 잔향이 청음 공간을 따스하게 채워줍니다.</w:t>
+      </w:r>
+    </w:p>
+    <w:p>
+      <w:pPr>
+        <w:spacing w:line="324" w:lineRule="auto" w:after="80"/>
+      </w:pPr>
+      <w:r>
+        <w:rPr w:rFonts="맑은 고딕">
+          <w:rFonts w:ascii="맑은 고딕" w:hAnsi="맑은 고딕" w:eastAsia="맑은 고딕"/>
+          <w:b w:val="0"/>
+          <w:color w:val="6B7280"/>
+          <w:sz w:val="21"/>
+        </w:rPr>
+        <w:t xml:space="preserve">· </w:t>
+      </w:r>
+      <w:r>
+        <w:rPr w:rFonts="맑은 고딕">
+          <w:rFonts w:ascii="맑은 고딕" w:hAnsi="맑은 고딕" w:eastAsia="맑은 고딕"/>
+          <w:b/>
+          <w:color w:val="1F2937"/>
+          <w:sz w:val="21"/>
+        </w:rPr>
+        <w:t xml:space="preserve">소장 가치: </w:t>
+      </w:r>
+      <w:r>
+        <w:rPr w:rFonts="맑은 고딕">
+          <w:rFonts w:ascii="맑은 고딕" w:hAnsi="맑은 고딕" w:eastAsia="맑은 고딕"/>
+          <w:b w:val="0"/>
+          <w:sz w:val="21"/>
+        </w:rPr>
+        <w:t>단 한 장의 바이닐로 팝 음악사의 가장 눈부신 순간들을 소유할 수 있다는 특권과 함께, 아날로그의 정취가 주는 고즈넉한 휴식을 갈망하는 컬렉터에게는 평생 곁에 두고 꺼내 듣고 싶은 필수의 명반입니다.</w:t>
+      </w:r>
+    </w:p>
+    <w:p>
+      <w:pPr>
+        <w:spacing w:line="324" w:lineRule="auto" w:after="120" w:before="160"/>
+      </w:pPr>
+      <w:r>
+        <w:rPr w:rFonts="맑은 고딕">
+          <w:rFonts w:ascii="맑은 고딕" w:hAnsi="맑은 고딕" w:eastAsia="맑은 고딕"/>
+          <w:b/>
+          <w:color w:val="4338CA"/>
+          <w:sz w:val="21"/>
+        </w:rPr>
+        <w:t>이 음반을 통해 아날로그의 따뜻한 온기가 가슴 깊이 전해주는 감동을 다시 한번 경험해 보시는 것은 어떨까요?</w:t>
       </w:r>
     </w:p>
     <w:sectPr>
       <w:pgSz w:w="12240" w:h="15840"/>
-      <w:pgMar w:top="1440" w:right="1440" w:bottom="1440" w:left="1440" w:header="720" w:footer="720" w:gutter="0"/>
+      <w:pgMar w:top="1152" w:right="1296" w:bottom="1152" w:left="1296" w:header="720" w:footer="720" w:gutter="0"/>
       <w:cols w:space="720"/>
       <w:docGrid w:linePitch="360"/>
     </w:sectPr>

--- a/word_reports/LP_0006_위치_310_Various Artists_Best of H.docx
+++ b/word_reports/LP_0006_위치_310_Various Artists_Best of H.docx
@@ -32,7 +32,7 @@
     </w:p>
     <w:p>
       <w:pPr>
-        <w:spacing w:line="324" w:lineRule="auto" w:before="80" w:after="160"/>
+        <w:spacing w:line="324" w:lineRule="auto" w:before="80" w:after="120"/>
       </w:pPr>
       <w:r>
         <w:rPr w:rFonts="맑은 고딕">
@@ -42,13 +42,6 @@
           <w:sz w:val="22"/>
         </w:rPr>
         <w:t xml:space="preserve">[음반 소개] </w:t>
-      </w:r>
-      <w:r>
-        <w:rPr w:rFonts="맑은 고딕">
-          <w:rFonts w:ascii="맑은 고딕" w:hAnsi="맑은 고딕" w:eastAsia="맑은 고딕"/>
-          <w:b w:val="0"/>
-          <w:sz w:val="21"/>
-        </w:rPr>
       </w:r>
     </w:p>
     <w:p>
@@ -61,7 +54,33 @@
           <w:b w:val="0"/>
           <w:sz w:val="21"/>
         </w:rPr>
-        <w:t>세월의 먼지를 털어내고 턴테이블 위에 올리는 순간, 찬란했던 20세기 팝 음악의 황금기가 파노라마처럼 눈앞에 펼쳐지는 보석 같은 옴니버스 명반입니다. 당대 라디오 전파를 타고 수많은 밤을 수놓았던 멜로디들은 국경과 세대를 초월하여 우리의 가슴속에 아련한 향수와 깊은 서정을 각인시켰습니다. 엄선된 트랙마다 담긴 시대의 숨결과 아름다운 앙상블은 단순한 히트곡의 나열을 넘어 하나의 완성된 음악적 서사를 직조해 냅니다.</w:t>
+        <w:t>한 장의 훌륭한 옴니버스 앨범은 단순한 히트곡의 나열을 넘어, 특정 시대를 관통했던 인류의 집단적 감성과 문화적 숨결을 완벽하게 봉인해 둔 타임캡슐과도 같습니다. 본 음반 『Best of Hit Pops』는 20세기 대중음악의 찬란한 황금기, 멜로디의 순수성과 정교한 오케스트레이션이 완벽한 미학적 조화를 이루었던 그 시절의 정수를 온전히 담아낸 기념비적인 마스터피스입니다. 스튜디오 레코딩의 장인정신과 세기의 작곡가, 그리고 불세출의 보컬리스트들이 남긴 불멸의 유산들이 하나의 거대한 서사시처럼 유려하게 펼쳐집니다.</w:t>
+      </w:r>
+    </w:p>
+    <w:p>
+      <w:pPr>
+        <w:spacing w:line="324" w:lineRule="auto" w:after="120"/>
+      </w:pPr>
+      <w:r>
+        <w:rPr w:rFonts="맑은 고딕">
+          <w:rFonts w:ascii="맑은 고딕" w:hAnsi="맑은 고딕" w:eastAsia="맑은 고딕"/>
+          <w:b w:val="0"/>
+          <w:sz w:val="21"/>
+        </w:rPr>
+        <w:t>이 앨범에 새겨진 선율들은 발매 당시 전 세계의 라디오 전파와 음반 매장을 뒤흔들며 국경과 언어의 장벽을 허물었습니다. 클래식의 우아한 화성학적 깊이와 대중음악 특유의 직관적인 호소력이 절묘하게 맞물린 수록곡들은, 팝 음악이 가벼운 오락을 넘어 인류의 보편적 영혼을 위로하는 고결한 예술 양식으로 승격되었음을 웅변합니다. 당대 젊은이들에게는 가슴 벅찬 사랑과 청춘의 찬가였으며, 오늘날의 리스너들에게는 거친 세파를 잊게 만드는 순정한 노스탤지어의 안식처로 기능하고 있습니다.</w:t>
+      </w:r>
+    </w:p>
+    <w:p>
+      <w:pPr>
+        <w:spacing w:line="324" w:lineRule="auto" w:after="120"/>
+      </w:pPr>
+      <w:r>
+        <w:rPr w:rFonts="맑은 고딕">
+          <w:rFonts w:ascii="맑은 고딕" w:hAnsi="맑은 고딕" w:eastAsia="맑은 고딕"/>
+          <w:b w:val="0"/>
+          <w:sz w:val="21"/>
+        </w:rPr>
+        <w:t>음반의 회전하는 소리골(Groove) 속에는 상업적 성공을 초월한 아티스트들의 치열한 예술적 고뇌와 낭만주의적 이상이 깃들어 있습니다. 기계적인 완벽함에 경도된 현대의 디지털 사운드가 결코 도달할 수 없는, 인간적인 온기와 숨결이 담긴 자연스러운 다이내믹스는 이 음반이 지닌 가장 고귀한 가치입니다. 세월의 풍화를 견뎌내고 여전히 영롱한 빛을 발하는 이 멜로디의 향연은, 시대를 관통하여 인간의 가장 깊은 내면을 어루만지는 클래식(Classic)의 진정한 정의를 우리에게 다시금 일깨워 줍니다.</w:t>
       </w:r>
     </w:p>
     <w:p>
@@ -168,7 +187,7 @@
           <w:b w:val="0"/>
           <w:sz w:val="21"/>
         </w:rPr>
-        <w:t>팝 음악의 전성기를 이끌었던 대표 명곡들을 한데 엮어 아날로그 사운드의 품격으로 재해석한 기획 컴필레이션 앨범으로, 당대 최고의 레이블들이 협력하여 대중성과 예술성을 고루 갖춘 트랙들로 정성스럽게 직조되었습니다.</w:t>
+        <w:t>팝 음악사에서 가장 찬란했던 황금기의 명곡들을 엄선하여 감상용으로 정교하게 엮어낸 정통 옴니버스 컴필레이션 LP로, 당대 전 세계 리스너들의 음악적 갈증을 채워주었던 역사적 기획 음반입니다.</w:t>
       </w:r>
     </w:p>
     <w:p>
@@ -199,7 +218,7 @@
           <w:b w:val="0"/>
           <w:sz w:val="21"/>
         </w:rPr>
-        <w:t>발매 당시 전 세계 및 국내 팝 애호가들 사이에서 필청 음반으로 회자되며 스테디셀러를 기록하였고, 감성적인 팝 음악을 사랑하는 다방과 음악 감상실의 단골 레퍼토리로 엄청난 사랑을 받았습니다.</w:t>
+        <w:t>발매 당시 전 세계 및 국내 팝 애호가들 사이에서 필청반으로 자리 잡으며 베스트셀러 차트 상위권을 석권하였고, 수많은 음악 감상실과 가정의 턴테이블 위에서 끊임없이 회전하며 경이적인 판매고를 기록했습니다.</w:t>
       </w:r>
     </w:p>
     <w:p>
@@ -230,7 +249,7 @@
           <w:b w:val="0"/>
           <w:sz w:val="21"/>
         </w:rPr>
-        <w:t>수록곡들 대다수가 빌보드 핫 100 상위권 랭크 및 그래미 어워드 후보·수상 이력을 지닌 불멸의 마스터피스들로 구성되어 있어, 그 자체로 대중음악사의 권위와 찬사를 증명합니다.</w:t>
+        <w:t>수록된 개별 트랙 다수가 빌보드 핫 100 1위 석권, 영국 UK 싱글 차트 제패는 물론 그래미 어워드 주요 부문 수상 및 헌액을 기록한 곡들로 구성되어 음악성과 대중성을 동시에 공인받은 세기의 명반입니다.</w:t>
       </w:r>
     </w:p>
     <w:p>
@@ -275,7 +294,7 @@
           <w:b w:val="0"/>
           <w:sz w:val="21"/>
         </w:rPr>
-        <w:t>다국적 (미국, 영국 등 팝 음악 종주국 아티스트 연합)</w:t>
+        <w:t>다국적 (미국, 영국을 중심으로 한 글로벌 거장들)</w:t>
       </w:r>
     </w:p>
     <w:p>
@@ -306,7 +325,7 @@
           <w:b w:val="0"/>
           <w:sz w:val="21"/>
         </w:rPr>
-        <w:t>20세기 중·후반 팝 음악 황금기 활동 아티스트</w:t>
+        <w:t>팝 황금기(1960~80년대) 활동 거장들의 연대기</w:t>
       </w:r>
     </w:p>
     <w:p>
@@ -337,7 +356,7 @@
           <w:b w:val="0"/>
           <w:sz w:val="21"/>
         </w:rPr>
-        <w:t>Various Artists (옴니버스 컴필레이션)</w:t>
+        <w:t>솔로 보컬리스트 및 전설적인 팝 밴드 연합 (옴니버스)</w:t>
       </w:r>
     </w:p>
     <w:p>
@@ -368,7 +387,7 @@
           <w:b w:val="0"/>
           <w:sz w:val="21"/>
         </w:rPr>
-        <w:t>시대를 풍미한 전설적인 보컬리스트들과 명연주자들이 각자의 독보적인 음악적 개성을 아낌없이 발휘하며 팝 음악의 지평을 넓혔습니다. 이들이 빚어낸 영감과 선율은 오늘날 현대 대중음악의 든든한 초석이자 가장 순수했던 서정의 이정표로 칭송받고 있습니다.</w:t>
+        <w:t>시대를 풍미한 전설적인 보컬리스트들과 천재적인 송라이터들이 한데 어우러져 각자의 독창적인 음악 세계를 과시합니다. 팝 음악을 단순한 유행가를 넘어 인류의 보편적 예술 양식으로 끌어올린 거장들의 영혼이 담긴 숨결을 온전히 전합니다.</w:t>
       </w:r>
     </w:p>
     <w:p>
@@ -413,7 +432,7 @@
           <w:b w:val="0"/>
           <w:sz w:val="21"/>
         </w:rPr>
-        <w:t>단편적인 유행가를 넘어 한 세대의 낭만과 보편적 정서를 집약한 아카이브로서, 팝 음악이 지닌 멜로디의 미학과 오케스트레이션의 조화를 한 장의 바이닐에 완벽하게 응축해 낸 명품 선집입니다.</w:t>
+        <w:t>단일 장르에 매몰되지 않고 챔버 팝, 소프트 록, 오케스트럴 발라드 등 팝 음악의 황금기 사운드를 집대성한 앨범입니다. 팝의 클래식화(化)를 입증하는 결정적 사료이자, 아날로그 레코딩 기술의 절정을 보여주는 높은 사료적 가치를 지닙니다.</w:t>
       </w:r>
     </w:p>
     <w:p>
@@ -444,7 +463,7 @@
           <w:b w:val="0"/>
           <w:sz w:val="21"/>
         </w:rPr>
-        <w:t>음악다방의 턴테이블에서 피어오르던 지직거리는 잡음, 야간 자율학습을 마치고 심야 라디오에 주파수를 맞추던 그 시절 청춘들의 떨림과 애환이 고스란히 배어 있는 시대의 따스한 초상입니다.</w:t>
+        <w:t>심야 라디오 방송의 시그널 음악에 귀를 기울이며 엽서를 띄우던 아날로그 세대의 순수와 낭만이 고스란히 각인되어 있습니다. 급격한 근대화의 소용돌이 속에서 청춘들에게 따스한 위안과 정서적 도피처가 되어주었던 그 시절의 문화적 공기가 짙게 배어 있습니다.</w:t>
       </w:r>
     </w:p>
     <w:p>
@@ -489,7 +508,7 @@
           <w:b w:val="0"/>
           <w:sz w:val="21"/>
         </w:rPr>
-        <w:t>애절한 서정미가 돋보이는 어쿠스틱 발라드부터 유려한 현악 오케스트레이션이 돋보이는 팝 스탠더드, 그리고 경쾌한 리듬 속에서도 우수가 깃든 넘버들까지, 인간의 희로애락을 가장 순수한 선율로 투영한 명곡들이 조화롭게 수록되어 있습니다.</w:t>
+        <w:t>유려한 현악 스트링과 벨벳처럼 부드러운 보컬이 돋보이는 감미로운 스탠더드 팝 발라드부터, 세련된 어쿠스틱 리듬 위에 서정적인 하모니를 얹은 포크 및 팝 넘버들이 유기적으로 배치되어 있어 듣는 이의 감정을 점진적으로 고조시킵니다.</w:t>
       </w:r>
     </w:p>
     <w:p>
@@ -520,7 +539,7 @@
           <w:b w:val="0"/>
           <w:sz w:val="21"/>
         </w:rPr>
-        <w:t>진공관 앰프의 온기 어린 배음과 턴테이블 바늘이 소리골을 스치며 자아내는 은은한 틱 노이즈가 어우러질 때, 디지털 음원에서는 결코 느낄 수 없는 가수의 숨결과 현악기의 풍성한 잔향이 청음 공간을 따스하게 채워줍니다.</w:t>
+        <w:t>진공관 앰프 특유의 포근한 배음과 아날로그 카트리지가 긁어내는 턴테이블 시스템에서 감상할 때 그 진가가 발휘됩니다. 디지털 음원에서는 느낄 수 없는 공기감과 악기 간의 유기적인 울림이 리스닝 룸을 따스하게 채우는 경이로운 공간감을 경험할 수 있습니다.</w:t>
       </w:r>
     </w:p>
     <w:p>
@@ -551,7 +570,7 @@
           <w:b w:val="0"/>
           <w:sz w:val="21"/>
         </w:rPr>
-        <w:t>단 한 장의 바이닐로 팝 음악사의 가장 눈부신 순간들을 소유할 수 있다는 특권과 함께, 아날로그의 정취가 주는 고즈넉한 휴식을 갈망하는 컬렉터에게는 평생 곁에 두고 꺼내 듣고 싶은 필수의 명반입니다.</w:t>
+        <w:t>단 한 장의 바이닐을 통해 20세기 대중음악사의 가장 찬란했던 하이라이트를 온전히 소유할 수 있다는 점에서, 정통 LP 컬렉터라면 라이브러리의 중심에 반드시 갖추어 두어야 할 불멸의 아카이브 음반입니다.</w:t>
       </w:r>
     </w:p>
     <w:p>
@@ -565,7 +584,7 @@
           <w:color w:val="4338CA"/>
           <w:sz w:val="21"/>
         </w:rPr>
-        <w:t>이 음반을 통해 아날로그의 따뜻한 온기가 가슴 깊이 전해주는 감동을 다시 한번 경험해 보시는 것은 어떨까요?</w:t>
+        <w:t>이 음반을 통해 아날로그 바늘 끝에서 피어나는 아련한 낭만과 세월을 초월한 명곡들이 전해주는 감동을 다시 한번 경험해 보시는 것은 어떨까요?</w:t>
       </w:r>
     </w:p>
     <w:sectPr>
